--- a/pr-preview/pr-332/nonparametric-models-handout.docx
+++ b/pr-preview/pr-332/nonparametric-models-handout.docx
@@ -15,7 +15,7 @@
         <w:pStyle w:val="Date"/>
       </w:pPr>
       <w:r>
-        <w:t xml:space="preserve">Last modified: 2026-10-18 00:41:18 (PDT)</w:t>
+        <w:t xml:space="preserve">Last modified: 2026-10-18 11:35:24 (PDT)</w:t>
       </w:r>
     </w:p>
     <w:bookmarkStart w:id="14" w:name="empirical-distribution"/>
@@ -292,7 +292,7 @@
         <w:t xml:space="preserve"> </w:t>
       </w:r>
       <w:r>
-        <w:t xml:space="preserve">Wikipedia contributors (2026b)</w:t>
+        <w:t xml:space="preserve">Wikipedia contributors [1]</w:t>
       </w:r>
       <w:r>
         <w:t xml:space="preserve">.</w:t>
@@ -716,7 +716,7 @@
         <w:t xml:space="preserve"> </w:t>
       </w:r>
       <w:r>
-        <w:t xml:space="preserve">(Hastie et al. 2009, sec. 7.11, p. 250; Efron and Tibshirani 1993)</w:t>
+        <w:t xml:space="preserve">[2, Sec. 7.11], p. 250, [3]</w:t>
       </w:r>
       <w:r>
         <w:t xml:space="preserve">.</w:t>
@@ -1187,7 +1187,7 @@
         <w:t xml:space="preserve"> </w:t>
       </w:r>
       <w:r>
-        <w:t xml:space="preserve">Wikipedia contributors (2026a)</w:t>
+        <w:t xml:space="preserve">Wikipedia contributors [4]</w:t>
       </w:r>
       <w:r>
         <w:t xml:space="preserve">.</w:t>
@@ -1726,7 +1726,7 @@
         <w:pStyle w:val="BodyText"/>
       </w:pPr>
       <w:r>
-        <w:t xml:space="preserve">Rice (2007, sec. 10.2.1, pp. 378–379)</w:t>
+        <w:t xml:space="preserve">Rice [5, Sec. 10.2.1], pp. 378–379</w:t>
       </w:r>
       <w:r>
         <w:t xml:space="preserve"> </w:t>
@@ -2045,7 +2045,7 @@
         <w:t xml:space="preserve"> </w:t>
       </w:r>
       <w:r>
-        <w:t xml:space="preserve">Wikipedia contributors (2026d)</w:t>
+        <w:t xml:space="preserve">Wikipedia contributors [6]</w:t>
       </w:r>
       <w:r>
         <w:t xml:space="preserve">.</w:t>
@@ -2289,7 +2289,7 @@
         </w:numPr>
       </w:pPr>
       <w:r>
-        <w:t xml:space="preserve">Hogg et al. (2019, sec. 6.3, pp. 256–263)</w:t>
+        <w:t xml:space="preserve">Hogg et al. [7, Sec. 6.3], pp. 256–263</w:t>
       </w:r>
       <w:r>
         <w:t xml:space="preserve"> </w:t>
@@ -2307,7 +2307,7 @@
         </w:numPr>
       </w:pPr>
       <w:r>
-        <w:t xml:space="preserve">Casella and Berger (2002, sec. 5.4, pp. 226–231)</w:t>
+        <w:t xml:space="preserve">Casella and Berger [8, Sec. 5.4], pp. 226–231</w:t>
       </w:r>
       <w:r>
         <w:t xml:space="preserve"> </w:t>
@@ -2583,7 +2583,7 @@
         <w:t xml:space="preserve"> </w:t>
       </w:r>
       <w:r>
-        <w:t xml:space="preserve">Wikipedia contributors (2026e)</w:t>
+        <w:t xml:space="preserve">Wikipedia contributors [9]</w:t>
       </w:r>
       <w:r>
         <w:t xml:space="preserve">.</w:t>
@@ -5320,7 +5320,7 @@
         <w:pStyle w:val="BodyText"/>
       </w:pPr>
       <w:r>
-        <w:t xml:space="preserve">Hogg et al. (2019, sec. 7.5, pp. 337–343)</w:t>
+        <w:t xml:space="preserve">Hogg et al. [7, Sec. 7.5], pp. 337–343</w:t>
       </w:r>
       <w:r>
         <w:t xml:space="preserve"> </w:t>
@@ -8364,7 +8364,7 @@
         </w:numPr>
       </w:pPr>
       <w:r>
-        <w:t xml:space="preserve">Hogg et al. (2019, sec. 8.5, pp. 392–402)</w:t>
+        <w:t xml:space="preserve">Hogg et al. [7, Sec. 8.5], pp. 392–402</w:t>
       </w:r>
       <w:r>
         <w:t xml:space="preserve"> </w:t>
@@ -8382,7 +8382,7 @@
         </w:numPr>
       </w:pPr>
       <w:r>
-        <w:t xml:space="preserve">Rice (2007, sec. 11.2.3, pp. 435–442)</w:t>
+        <w:t xml:space="preserve">Rice [5, Sec. 11.2.3], pp. 435–442</w:t>
       </w:r>
       <w:r>
         <w:t xml:space="preserve"> </w:t>
@@ -8400,7 +8400,7 @@
         </w:numPr>
       </w:pPr>
       <w:r>
-        <w:t xml:space="preserve">Rice (2007, sec. 11.3.2, pp. 448–449)</w:t>
+        <w:t xml:space="preserve">Rice [5, Sec. 11.3.2], pp. 448–449</w:t>
       </w:r>
       <w:r>
         <w:t xml:space="preserve"> </w:t>
@@ -8418,7 +8418,7 @@
         </w:numPr>
       </w:pPr>
       <w:r>
-        <w:t xml:space="preserve">Rice (2007, sec. 12.2.3, p. 488)</w:t>
+        <w:t xml:space="preserve">Rice [5, Sec. 12.2.3], p. 488</w:t>
       </w:r>
       <w:r>
         <w:t xml:space="preserve"> </w:t>
@@ -8445,7 +8445,7 @@
         </w:numPr>
       </w:pPr>
       <w:r>
-        <w:t xml:space="preserve">Wikipedia contributors (2026a)</w:t>
+        <w:t xml:space="preserve">Wikipedia contributors [4]</w:t>
       </w:r>
       <w:r>
         <w:t xml:space="preserve"> </w:t>
@@ -8462,7 +8462,7 @@
         </w:numPr>
       </w:pPr>
       <w:r>
-        <w:t xml:space="preserve">Wikipedia contributors (2026d)</w:t>
+        <w:t xml:space="preserve">Wikipedia contributors [6]</w:t>
       </w:r>
       <w:r>
         <w:t xml:space="preserve"> </w:t>
@@ -8479,7 +8479,7 @@
         </w:numPr>
       </w:pPr>
       <w:r>
-        <w:t xml:space="preserve">Wikipedia contributors (2026e)</w:t>
+        <w:t xml:space="preserve">Wikipedia contributors [9]</w:t>
       </w:r>
       <w:r>
         <w:t xml:space="preserve"> </w:t>
@@ -8496,7 +8496,7 @@
         </w:numPr>
       </w:pPr>
       <w:r>
-        <w:t xml:space="preserve">Wikipedia contributors (2026c)</w:t>
+        <w:t xml:space="preserve">Wikipedia contributors [10]</w:t>
       </w:r>
       <w:r>
         <w:t xml:space="preserve"> </w:t>
@@ -8516,13 +8516,79 @@
       </w:r>
     </w:p>
     <w:bookmarkStart w:id="58" w:name="refs"/>
-    <w:bookmarkStart w:id="41" w:name="ref-CaseBerg01"/>
+    <w:bookmarkStart w:id="41" w:name="ref-wikipedia_empirical_measure"/>
     <w:p>
       <w:pPr>
         <w:pStyle w:val="Bibliography"/>
       </w:pPr>
       <w:r>
-        <w:t xml:space="preserve">Casella, George, and Roger Berger. 2002.</w:t>
+        <w:t xml:space="preserve">[1]</w:t>
+      </w:r>
+      <w:r>
+        <w:t xml:space="preserve"> </w:t>
+      </w:r>
+      <w:r>
+        <w:t xml:space="preserve">	</w:t>
+      </w:r>
+      <w:r>
+        <w:t xml:space="preserve">Wikipedia contributors,</w:t>
+      </w:r>
+      <w:r>
+        <w:t xml:space="preserve"> </w:t>
+      </w:r>
+      <w:r>
+        <w:t xml:space="preserve">“Empirical measure —</w:t>
+      </w:r>
+      <w:r>
+        <w:t xml:space="preserve"> </w:t>
+      </w:r>
+      <w:r>
+        <w:t xml:space="preserve">Wikipedia</w:t>
+      </w:r>
+      <w:r>
+        <w:t xml:space="preserve">,</w:t>
+      </w:r>
+      <w:r>
+        <w:t xml:space="preserve"> </w:t>
+      </w:r>
+      <w:r>
+        <w:t xml:space="preserve">the free encyclopedia.”</w:t>
+      </w:r>
+      <w:r>
+        <w:t xml:space="preserve"> </w:t>
+      </w:r>
+      <w:r>
+        <w:t xml:space="preserve">2026. Available:</w:t>
+      </w:r>
+      <w:r>
+        <w:t xml:space="preserve"> </w:t>
+      </w:r>
+      <w:hyperlink r:id="rId40">
+        <w:r>
+          <w:rPr>
+            <w:rStyle w:val="Hyperlink"/>
+          </w:rPr>
+          <w:t xml:space="preserve">https://en.wikipedia.org/wiki/Empirical_measure</w:t>
+        </w:r>
+      </w:hyperlink>
+    </w:p>
+    <w:bookmarkEnd w:id="41"/>
+    <w:bookmarkStart w:id="43" w:name="ref-hastie2009elements"/>
+    <w:p>
+      <w:pPr>
+        <w:pStyle w:val="Bibliography"/>
+      </w:pPr>
+      <w:r>
+        <w:t xml:space="preserve">[2]</w:t>
+      </w:r>
+      <w:r>
+        <w:t xml:space="preserve"> </w:t>
+      </w:r>
+      <w:r>
+        <w:t xml:space="preserve">	</w:t>
+      </w:r>
+      <w:r>
+        <w:t xml:space="preserve">T. Hastie, R. Tibshirani, and J. Friedman,</w:t>
       </w:r>
       <w:r>
         <w:t xml:space="preserve"> </w:t>
@@ -8532,15 +8598,285 @@
           <w:i/>
           <w:iCs/>
         </w:rPr>
-        <w:t xml:space="preserve">Statistical Inference</w:t>
-      </w:r>
-      <w:r>
-        <w:t xml:space="preserve">. 2nd ed. Cengage Learning.</w:t>
-      </w:r>
-      <w:r>
-        <w:t xml:space="preserve"> </w:t>
-      </w:r>
-      <w:hyperlink r:id="rId40">
+        <w:t xml:space="preserve">The elements of statistical learning: Data mining, inference, and prediction</w:t>
+      </w:r>
+      <w:r>
+        <w:t xml:space="preserve">, 2nd ed. Springer, 2009. doi:</w:t>
+      </w:r>
+      <w:r>
+        <w:t xml:space="preserve"> </w:t>
+      </w:r>
+      <w:hyperlink r:id="rId42">
+        <w:r>
+          <w:rPr>
+            <w:rStyle w:val="Hyperlink"/>
+          </w:rPr>
+          <w:t xml:space="preserve">10.1007/978-0-387-84858-7</w:t>
+        </w:r>
+      </w:hyperlink>
+      <w:r>
+        <w:t xml:space="preserve">.</w:t>
+      </w:r>
+    </w:p>
+    <w:bookmarkEnd w:id="43"/>
+    <w:bookmarkStart w:id="45" w:name="ref-efron1993introduction"/>
+    <w:p>
+      <w:pPr>
+        <w:pStyle w:val="Bibliography"/>
+      </w:pPr>
+      <w:r>
+        <w:t xml:space="preserve">[3]</w:t>
+      </w:r>
+      <w:r>
+        <w:t xml:space="preserve"> </w:t>
+      </w:r>
+      <w:r>
+        <w:t xml:space="preserve">	</w:t>
+      </w:r>
+      <w:r>
+        <w:t xml:space="preserve">B. Efron and R. J. Tibshirani,</w:t>
+      </w:r>
+      <w:r>
+        <w:t xml:space="preserve"> </w:t>
+      </w:r>
+      <w:r>
+        <w:rPr>
+          <w:i/>
+          <w:iCs/>
+        </w:rPr>
+        <w:t xml:space="preserve">An introduction to the bootstrap</w:t>
+      </w:r>
+      <w:r>
+        <w:t xml:space="preserve">. in Monographs on statistics and applied probability, no. 57. New York: Chapman &amp; Hall/CRC, 1993. doi:</w:t>
+      </w:r>
+      <w:r>
+        <w:t xml:space="preserve"> </w:t>
+      </w:r>
+      <w:hyperlink r:id="rId44">
+        <w:r>
+          <w:rPr>
+            <w:rStyle w:val="Hyperlink"/>
+          </w:rPr>
+          <w:t xml:space="preserve">10.1201/9780429246593</w:t>
+        </w:r>
+      </w:hyperlink>
+      <w:r>
+        <w:t xml:space="preserve">.</w:t>
+      </w:r>
+    </w:p>
+    <w:bookmarkEnd w:id="45"/>
+    <w:bookmarkStart w:id="47" w:name="X27e6850da63504b4cff3f6a81035ba4ab86b0e0"/>
+    <w:p>
+      <w:pPr>
+        <w:pStyle w:val="Bibliography"/>
+      </w:pPr>
+      <w:r>
+        <w:t xml:space="preserve">[4]</w:t>
+      </w:r>
+      <w:r>
+        <w:t xml:space="preserve"> </w:t>
+      </w:r>
+      <w:r>
+        <w:t xml:space="preserve">	</w:t>
+      </w:r>
+      <w:r>
+        <w:t xml:space="preserve">Wikipedia contributors,</w:t>
+      </w:r>
+      <w:r>
+        <w:t xml:space="preserve"> </w:t>
+      </w:r>
+      <w:r>
+        <w:t xml:space="preserve">“Empirical distribution function —</w:t>
+      </w:r>
+      <w:r>
+        <w:t xml:space="preserve"> </w:t>
+      </w:r>
+      <w:r>
+        <w:t xml:space="preserve">Wikipedia</w:t>
+      </w:r>
+      <w:r>
+        <w:t xml:space="preserve">,</w:t>
+      </w:r>
+      <w:r>
+        <w:t xml:space="preserve"> </w:t>
+      </w:r>
+      <w:r>
+        <w:t xml:space="preserve">the free encyclopedia.”</w:t>
+      </w:r>
+      <w:r>
+        <w:t xml:space="preserve"> </w:t>
+      </w:r>
+      <w:r>
+        <w:t xml:space="preserve">2026. Available:</w:t>
+      </w:r>
+      <w:r>
+        <w:t xml:space="preserve"> </w:t>
+      </w:r>
+      <w:hyperlink r:id="rId46">
+        <w:r>
+          <w:rPr>
+            <w:rStyle w:val="Hyperlink"/>
+          </w:rPr>
+          <w:t xml:space="preserve">https://en.wikipedia.org/wiki/Empirical_distribution_function</w:t>
+        </w:r>
+      </w:hyperlink>
+    </w:p>
+    <w:bookmarkEnd w:id="47"/>
+    <w:bookmarkStart w:id="48" w:name="ref-rice2007mathematical"/>
+    <w:p>
+      <w:pPr>
+        <w:pStyle w:val="Bibliography"/>
+      </w:pPr>
+      <w:r>
+        <w:t xml:space="preserve">[5]</w:t>
+      </w:r>
+      <w:r>
+        <w:t xml:space="preserve"> </w:t>
+      </w:r>
+      <w:r>
+        <w:t xml:space="preserve">	</w:t>
+      </w:r>
+      <w:r>
+        <w:t xml:space="preserve">J. A. Rice,</w:t>
+      </w:r>
+      <w:r>
+        <w:t xml:space="preserve"> </w:t>
+      </w:r>
+      <w:r>
+        <w:rPr>
+          <w:i/>
+          <w:iCs/>
+        </w:rPr>
+        <w:t xml:space="preserve">Mathematical statistics and data analysis</w:t>
+      </w:r>
+      <w:r>
+        <w:t xml:space="preserve">, 3rd ed. Belmont, CA: Cengage Learning, 2007.</w:t>
+      </w:r>
+    </w:p>
+    <w:bookmarkEnd w:id="48"/>
+    <w:bookmarkStart w:id="50" w:name="ref-wikipedia_order_statistic"/>
+    <w:p>
+      <w:pPr>
+        <w:pStyle w:val="Bibliography"/>
+      </w:pPr>
+      <w:r>
+        <w:t xml:space="preserve">[6]</w:t>
+      </w:r>
+      <w:r>
+        <w:t xml:space="preserve"> </w:t>
+      </w:r>
+      <w:r>
+        <w:t xml:space="preserve">	</w:t>
+      </w:r>
+      <w:r>
+        <w:t xml:space="preserve">Wikipedia contributors,</w:t>
+      </w:r>
+      <w:r>
+        <w:t xml:space="preserve"> </w:t>
+      </w:r>
+      <w:r>
+        <w:t xml:space="preserve">“Order statistic —</w:t>
+      </w:r>
+      <w:r>
+        <w:t xml:space="preserve"> </w:t>
+      </w:r>
+      <w:r>
+        <w:t xml:space="preserve">Wikipedia</w:t>
+      </w:r>
+      <w:r>
+        <w:t xml:space="preserve">,</w:t>
+      </w:r>
+      <w:r>
+        <w:t xml:space="preserve"> </w:t>
+      </w:r>
+      <w:r>
+        <w:t xml:space="preserve">the free encyclopedia.”</w:t>
+      </w:r>
+      <w:r>
+        <w:t xml:space="preserve"> </w:t>
+      </w:r>
+      <w:r>
+        <w:t xml:space="preserve">2026. Available:</w:t>
+      </w:r>
+      <w:r>
+        <w:t xml:space="preserve"> </w:t>
+      </w:r>
+      <w:hyperlink r:id="rId49">
+        <w:r>
+          <w:rPr>
+            <w:rStyle w:val="Hyperlink"/>
+          </w:rPr>
+          <w:t xml:space="preserve">https://en.wikipedia.org/wiki/Order_statistic</w:t>
+        </w:r>
+      </w:hyperlink>
+    </w:p>
+    <w:bookmarkEnd w:id="50"/>
+    <w:bookmarkStart w:id="51" w:name="ref-hoggtanis2015"/>
+    <w:p>
+      <w:pPr>
+        <w:pStyle w:val="Bibliography"/>
+      </w:pPr>
+      <w:r>
+        <w:t xml:space="preserve">[7]</w:t>
+      </w:r>
+      <w:r>
+        <w:t xml:space="preserve"> </w:t>
+      </w:r>
+      <w:r>
+        <w:t xml:space="preserve">	</w:t>
+      </w:r>
+      <w:r>
+        <w:t xml:space="preserve">R. V. Hogg, E. A. Tanis, and D. L. Zimmerman,</w:t>
+      </w:r>
+      <w:r>
+        <w:t xml:space="preserve"> </w:t>
+      </w:r>
+      <w:r>
+        <w:rPr>
+          <w:i/>
+          <w:iCs/>
+        </w:rPr>
+        <w:t xml:space="preserve">Probability and statistical inference</w:t>
+      </w:r>
+      <w:r>
+        <w:t xml:space="preserve">, Tenth edition. Boston: Pearson, 2019.</w:t>
+      </w:r>
+    </w:p>
+    <w:bookmarkEnd w:id="51"/>
+    <w:bookmarkStart w:id="53" w:name="ref-CaseBerg01"/>
+    <w:p>
+      <w:pPr>
+        <w:pStyle w:val="Bibliography"/>
+      </w:pPr>
+      <w:r>
+        <w:t xml:space="preserve">[8]</w:t>
+      </w:r>
+      <w:r>
+        <w:t xml:space="preserve"> </w:t>
+      </w:r>
+      <w:r>
+        <w:t xml:space="preserve">	</w:t>
+      </w:r>
+      <w:r>
+        <w:t xml:space="preserve">G. Casella and R. Berger,</w:t>
+      </w:r>
+      <w:r>
+        <w:t xml:space="preserve"> </w:t>
+      </w:r>
+      <w:r>
+        <w:rPr>
+          <w:i/>
+          <w:iCs/>
+        </w:rPr>
+        <w:t xml:space="preserve">Statistical inference</w:t>
+      </w:r>
+      <w:r>
+        <w:t xml:space="preserve">, 2nd ed. Cengage Learning, 2002. Available:</w:t>
+      </w:r>
+      <w:r>
+        <w:t xml:space="preserve"> </w:t>
+      </w:r>
+      <w:hyperlink r:id="rId52">
         <w:r>
           <w:rPr>
             <w:rStyle w:val="Hyperlink"/>
@@ -8548,335 +8884,113 @@
           <w:t xml:space="preserve">https://www.cengage.com/c/statistical-inference-2e-casella-berger/9780534243128/</w:t>
         </w:r>
       </w:hyperlink>
-      <w:r>
-        <w:t xml:space="preserve">.</w:t>
-      </w:r>
     </w:p>
-    <w:bookmarkEnd w:id="41"/>
-    <w:bookmarkStart w:id="43" w:name="ref-efron1993introduction"/>
+    <w:bookmarkEnd w:id="53"/>
+    <w:bookmarkStart w:id="55" w:name="ref-wikipedia_quantile"/>
     <w:p>
       <w:pPr>
         <w:pStyle w:val="Bibliography"/>
       </w:pPr>
       <w:r>
-        <w:t xml:space="preserve">Efron, Bradley, and Robert J. Tibshirani. 1993.</w:t>
-      </w:r>
-      <w:r>
-        <w:t xml:space="preserve"> </w:t>
-      </w:r>
-      <w:r>
-        <w:rPr>
-          <w:i/>
-          <w:iCs/>
-        </w:rPr>
-        <w:t xml:space="preserve">An Introduction to the Bootstrap</w:t>
-      </w:r>
-      <w:r>
-        <w:t xml:space="preserve">. Monographs on Statistics and Applied Probability 57. Chapman &amp; Hall/CRC.</w:t>
-      </w:r>
-      <w:r>
-        <w:t xml:space="preserve"> </w:t>
-      </w:r>
-      <w:hyperlink r:id="rId42">
+        <w:t xml:space="preserve">[9]</w:t>
+      </w:r>
+      <w:r>
+        <w:t xml:space="preserve"> </w:t>
+      </w:r>
+      <w:r>
+        <w:t xml:space="preserve">	</w:t>
+      </w:r>
+      <w:r>
+        <w:t xml:space="preserve">Wikipedia contributors,</w:t>
+      </w:r>
+      <w:r>
+        <w:t xml:space="preserve"> </w:t>
+      </w:r>
+      <w:r>
+        <w:t xml:space="preserve">“Quantile —</w:t>
+      </w:r>
+      <w:r>
+        <w:t xml:space="preserve"> </w:t>
+      </w:r>
+      <w:r>
+        <w:t xml:space="preserve">Wikipedia</w:t>
+      </w:r>
+      <w:r>
+        <w:t xml:space="preserve">,</w:t>
+      </w:r>
+      <w:r>
+        <w:t xml:space="preserve"> </w:t>
+      </w:r>
+      <w:r>
+        <w:t xml:space="preserve">the free encyclopedia.”</w:t>
+      </w:r>
+      <w:r>
+        <w:t xml:space="preserve"> </w:t>
+      </w:r>
+      <w:r>
+        <w:t xml:space="preserve">2026. Available:</w:t>
+      </w:r>
+      <w:r>
+        <w:t xml:space="preserve"> </w:t>
+      </w:r>
+      <w:hyperlink r:id="rId54">
         <w:r>
           <w:rPr>
             <w:rStyle w:val="Hyperlink"/>
           </w:rPr>
-          <w:t xml:space="preserve">https://doi.org/10.1201/9780429246593</w:t>
+          <w:t xml:space="preserve">https://en.wikipedia.org/wiki/Quantile</w:t>
         </w:r>
       </w:hyperlink>
-      <w:r>
-        <w:t xml:space="preserve">.</w:t>
-      </w:r>
     </w:p>
-    <w:bookmarkEnd w:id="43"/>
-    <w:bookmarkStart w:id="45" w:name="ref-hastie2009elements"/>
+    <w:bookmarkEnd w:id="55"/>
+    <w:bookmarkStart w:id="57" w:name="ref-wikipedia_nonparametric_statistics"/>
     <w:p>
       <w:pPr>
         <w:pStyle w:val="Bibliography"/>
       </w:pPr>
       <w:r>
-        <w:t xml:space="preserve">Hastie, Trevor, Robert Tibshirani, and Jerome Friedman. 2009.</w:t>
-      </w:r>
-      <w:r>
-        <w:t xml:space="preserve"> </w:t>
-      </w:r>
-      <w:r>
-        <w:rPr>
-          <w:i/>
-          <w:iCs/>
-        </w:rPr>
-        <w:t xml:space="preserve">The Elements of Statistical Learning: Data Mining, Inference, and Prediction</w:t>
-      </w:r>
-      <w:r>
-        <w:t xml:space="preserve">. 2nd ed. Springer.</w:t>
-      </w:r>
-      <w:r>
-        <w:t xml:space="preserve"> </w:t>
-      </w:r>
-      <w:hyperlink r:id="rId44">
-        <w:r>
-          <w:rPr>
-            <w:rStyle w:val="Hyperlink"/>
-          </w:rPr>
-          <w:t xml:space="preserve">https://doi.org/10.1007/978-0-387-84858-7</w:t>
-        </w:r>
-      </w:hyperlink>
-      <w:r>
-        <w:t xml:space="preserve">.</w:t>
-      </w:r>
-    </w:p>
-    <w:bookmarkEnd w:id="45"/>
-    <w:bookmarkStart w:id="46" w:name="ref-hoggtanis2015"/>
-    <w:p>
-      <w:pPr>
-        <w:pStyle w:val="Bibliography"/>
-      </w:pPr>
-      <w:r>
-        <w:t xml:space="preserve">Hogg, Robert V., Elliot A. Tanis, and Dale L. Zimmerman. 2019.</w:t>
-      </w:r>
-      <w:r>
-        <w:t xml:space="preserve"> </w:t>
-      </w:r>
-      <w:r>
-        <w:rPr>
-          <w:i/>
-          <w:iCs/>
-        </w:rPr>
-        <w:t xml:space="preserve">Probability and Statistical Inference</w:t>
-      </w:r>
-      <w:r>
-        <w:t xml:space="preserve">. Tenth edition. Pearson.</w:t>
-      </w:r>
-    </w:p>
-    <w:bookmarkEnd w:id="46"/>
-    <w:bookmarkStart w:id="47" w:name="ref-rice2007mathematical"/>
-    <w:p>
-      <w:pPr>
-        <w:pStyle w:val="Bibliography"/>
-      </w:pPr>
-      <w:r>
-        <w:t xml:space="preserve">Rice, John A. 2007.</w:t>
-      </w:r>
-      <w:r>
-        <w:t xml:space="preserve"> </w:t>
-      </w:r>
-      <w:r>
-        <w:rPr>
-          <w:i/>
-          <w:iCs/>
-        </w:rPr>
-        <w:t xml:space="preserve">Mathematical Statistics and Data Analysis</w:t>
-      </w:r>
-      <w:r>
-        <w:t xml:space="preserve">. 3rd ed. Cengage Learning.</w:t>
-      </w:r>
-    </w:p>
-    <w:bookmarkEnd w:id="47"/>
-    <w:bookmarkStart w:id="49" w:name="X27e6850da63504b4cff3f6a81035ba4ab86b0e0"/>
-    <w:p>
-      <w:pPr>
-        <w:pStyle w:val="Bibliography"/>
-      </w:pPr>
-      <w:r>
-        <w:t xml:space="preserve">Wikipedia contributors. 2026a.</w:t>
-      </w:r>
-      <w:r>
-        <w:t xml:space="preserve"> </w:t>
-      </w:r>
-      <w:r>
-        <w:rPr>
-          <w:i/>
-          <w:iCs/>
-        </w:rPr>
-        <w:t xml:space="preserve">Empirical Distribution Function —</w:t>
-      </w:r>
-      <w:r>
-        <w:rPr>
-          <w:i/>
-          <w:iCs/>
-        </w:rPr>
-        <w:t xml:space="preserve"> </w:t>
-      </w:r>
-      <w:r>
-        <w:rPr>
-          <w:i/>
-          <w:iCs/>
-        </w:rPr>
+        <w:t xml:space="preserve">[10]</w:t>
+      </w:r>
+      <w:r>
+        <w:t xml:space="preserve"> </w:t>
+      </w:r>
+      <w:r>
+        <w:t xml:space="preserve">	</w:t>
+      </w:r>
+      <w:r>
+        <w:t xml:space="preserve">Wikipedia contributors,</w:t>
+      </w:r>
+      <w:r>
+        <w:t xml:space="preserve"> </w:t>
+      </w:r>
+      <w:r>
+        <w:t xml:space="preserve">“Nonparametric statistics —</w:t>
+      </w:r>
+      <w:r>
+        <w:t xml:space="preserve"> </w:t>
+      </w:r>
+      <w:r>
         <w:t xml:space="preserve">Wikipedia</w:t>
       </w:r>
       <w:r>
-        <w:rPr>
-          <w:i/>
-          <w:iCs/>
-        </w:rPr>
         <w:t xml:space="preserve">,</w:t>
       </w:r>
       <w:r>
-        <w:rPr>
-          <w:i/>
-          <w:iCs/>
-        </w:rPr>
-        <w:t xml:space="preserve"> </w:t>
-      </w:r>
-      <w:r>
-        <w:rPr>
-          <w:i/>
-          <w:iCs/>
-        </w:rPr>
-        <w:t xml:space="preserve">the Free Encyclopedia</w:t>
-      </w:r>
-      <w:r>
-        <w:t xml:space="preserve">.</w:t>
-      </w:r>
-      <w:r>
-        <w:t xml:space="preserve"> </w:t>
-      </w:r>
-      <w:hyperlink r:id="rId48">
-        <w:r>
-          <w:rPr>
-            <w:rStyle w:val="Hyperlink"/>
-          </w:rPr>
-          <w:t xml:space="preserve">https://en.wikipedia.org/wiki/Empirical_distribution_function</w:t>
-        </w:r>
-      </w:hyperlink>
-      <w:r>
-        <w:t xml:space="preserve">.</w:t>
-      </w:r>
-    </w:p>
-    <w:bookmarkEnd w:id="49"/>
-    <w:bookmarkStart w:id="51" w:name="ref-wikipedia_empirical_measure"/>
-    <w:p>
-      <w:pPr>
-        <w:pStyle w:val="Bibliography"/>
-      </w:pPr>
-      <w:r>
-        <w:t xml:space="preserve">Wikipedia contributors. 2026b.</w:t>
-      </w:r>
-      <w:r>
-        <w:t xml:space="preserve"> </w:t>
-      </w:r>
-      <w:r>
-        <w:rPr>
-          <w:i/>
-          <w:iCs/>
-        </w:rPr>
-        <w:t xml:space="preserve">Empirical Measure —</w:t>
-      </w:r>
-      <w:r>
-        <w:rPr>
-          <w:i/>
-          <w:iCs/>
-        </w:rPr>
-        <w:t xml:space="preserve"> </w:t>
-      </w:r>
-      <w:r>
-        <w:rPr>
-          <w:i/>
-          <w:iCs/>
-        </w:rPr>
-        <w:t xml:space="preserve">Wikipedia</w:t>
-      </w:r>
-      <w:r>
-        <w:rPr>
-          <w:i/>
-          <w:iCs/>
-        </w:rPr>
-        <w:t xml:space="preserve">,</w:t>
-      </w:r>
-      <w:r>
-        <w:rPr>
-          <w:i/>
-          <w:iCs/>
-        </w:rPr>
-        <w:t xml:space="preserve"> </w:t>
-      </w:r>
-      <w:r>
-        <w:rPr>
-          <w:i/>
-          <w:iCs/>
-        </w:rPr>
-        <w:t xml:space="preserve">the Free Encyclopedia</w:t>
-      </w:r>
-      <w:r>
-        <w:t xml:space="preserve">.</w:t>
-      </w:r>
-      <w:r>
-        <w:t xml:space="preserve"> </w:t>
-      </w:r>
-      <w:hyperlink r:id="rId50">
-        <w:r>
-          <w:rPr>
-            <w:rStyle w:val="Hyperlink"/>
-          </w:rPr>
-          <w:t xml:space="preserve">https://en.wikipedia.org/wiki/Empirical_measure</w:t>
-        </w:r>
-      </w:hyperlink>
-      <w:r>
-        <w:t xml:space="preserve">.</w:t>
-      </w:r>
-    </w:p>
-    <w:bookmarkEnd w:id="51"/>
-    <w:bookmarkStart w:id="53" w:name="ref-wikipedia_nonparametric_statistics"/>
-    <w:p>
-      <w:pPr>
-        <w:pStyle w:val="Bibliography"/>
-      </w:pPr>
-      <w:r>
-        <w:t xml:space="preserve">Wikipedia contributors. 2026c.</w:t>
-      </w:r>
-      <w:r>
-        <w:t xml:space="preserve"> </w:t>
-      </w:r>
-      <w:r>
-        <w:rPr>
-          <w:i/>
-          <w:iCs/>
-        </w:rPr>
-        <w:t xml:space="preserve">Nonparametric Statistics —</w:t>
-      </w:r>
-      <w:r>
-        <w:rPr>
-          <w:i/>
-          <w:iCs/>
-        </w:rPr>
-        <w:t xml:space="preserve"> </w:t>
-      </w:r>
-      <w:r>
-        <w:rPr>
-          <w:i/>
-          <w:iCs/>
-        </w:rPr>
-        <w:t xml:space="preserve">Wikipedia</w:t>
-      </w:r>
-      <w:r>
-        <w:rPr>
-          <w:i/>
-          <w:iCs/>
-        </w:rPr>
-        <w:t xml:space="preserve">,</w:t>
-      </w:r>
-      <w:r>
-        <w:rPr>
-          <w:i/>
-          <w:iCs/>
-        </w:rPr>
-        <w:t xml:space="preserve"> </w:t>
-      </w:r>
-      <w:r>
-        <w:rPr>
-          <w:i/>
-          <w:iCs/>
-        </w:rPr>
-        <w:t xml:space="preserve">the Free Encyclopedia</w:t>
-      </w:r>
-      <w:r>
-        <w:t xml:space="preserve">.</w:t>
-      </w:r>
-      <w:r>
-        <w:t xml:space="preserve"> </w:t>
-      </w:r>
-      <w:hyperlink r:id="rId52">
+        <w:t xml:space="preserve"> </w:t>
+      </w:r>
+      <w:r>
+        <w:t xml:space="preserve">the free encyclopedia.”</w:t>
+      </w:r>
+      <w:r>
+        <w:t xml:space="preserve"> </w:t>
+      </w:r>
+      <w:r>
+        <w:t xml:space="preserve">2026. Available:</w:t>
+      </w:r>
+      <w:r>
+        <w:t xml:space="preserve"> </w:t>
+      </w:r>
+      <w:hyperlink r:id="rId56">
         <w:r>
           <w:rPr>
             <w:rStyle w:val="Hyperlink"/>
@@ -8884,153 +8998,6 @@
           <w:t xml:space="preserve">https://en.wikipedia.org/wiki/Nonparametric_statistics</w:t>
         </w:r>
       </w:hyperlink>
-      <w:r>
-        <w:t xml:space="preserve">.</w:t>
-      </w:r>
-    </w:p>
-    <w:bookmarkEnd w:id="53"/>
-    <w:bookmarkStart w:id="55" w:name="ref-wikipedia_order_statistic"/>
-    <w:p>
-      <w:pPr>
-        <w:pStyle w:val="Bibliography"/>
-      </w:pPr>
-      <w:r>
-        <w:t xml:space="preserve">Wikipedia contributors. 2026d.</w:t>
-      </w:r>
-      <w:r>
-        <w:t xml:space="preserve"> </w:t>
-      </w:r>
-      <w:r>
-        <w:rPr>
-          <w:i/>
-          <w:iCs/>
-        </w:rPr>
-        <w:t xml:space="preserve">Order Statistic —</w:t>
-      </w:r>
-      <w:r>
-        <w:rPr>
-          <w:i/>
-          <w:iCs/>
-        </w:rPr>
-        <w:t xml:space="preserve"> </w:t>
-      </w:r>
-      <w:r>
-        <w:rPr>
-          <w:i/>
-          <w:iCs/>
-        </w:rPr>
-        <w:t xml:space="preserve">Wikipedia</w:t>
-      </w:r>
-      <w:r>
-        <w:rPr>
-          <w:i/>
-          <w:iCs/>
-        </w:rPr>
-        <w:t xml:space="preserve">,</w:t>
-      </w:r>
-      <w:r>
-        <w:rPr>
-          <w:i/>
-          <w:iCs/>
-        </w:rPr>
-        <w:t xml:space="preserve"> </w:t>
-      </w:r>
-      <w:r>
-        <w:rPr>
-          <w:i/>
-          <w:iCs/>
-        </w:rPr>
-        <w:t xml:space="preserve">the Free Encyclopedia</w:t>
-      </w:r>
-      <w:r>
-        <w:t xml:space="preserve">.</w:t>
-      </w:r>
-      <w:r>
-        <w:t xml:space="preserve"> </w:t>
-      </w:r>
-      <w:hyperlink r:id="rId54">
-        <w:r>
-          <w:rPr>
-            <w:rStyle w:val="Hyperlink"/>
-          </w:rPr>
-          <w:t xml:space="preserve">https://en.wikipedia.org/wiki/Order_statistic</w:t>
-        </w:r>
-      </w:hyperlink>
-      <w:r>
-        <w:t xml:space="preserve">.</w:t>
-      </w:r>
-    </w:p>
-    <w:bookmarkEnd w:id="55"/>
-    <w:bookmarkStart w:id="57" w:name="ref-wikipedia_quantile"/>
-    <w:p>
-      <w:pPr>
-        <w:pStyle w:val="Bibliography"/>
-      </w:pPr>
-      <w:r>
-        <w:t xml:space="preserve">Wikipedia contributors. 2026e.</w:t>
-      </w:r>
-      <w:r>
-        <w:t xml:space="preserve"> </w:t>
-      </w:r>
-      <w:r>
-        <w:rPr>
-          <w:i/>
-          <w:iCs/>
-        </w:rPr>
-        <w:t xml:space="preserve">Quantile —</w:t>
-      </w:r>
-      <w:r>
-        <w:rPr>
-          <w:i/>
-          <w:iCs/>
-        </w:rPr>
-        <w:t xml:space="preserve"> </w:t>
-      </w:r>
-      <w:r>
-        <w:rPr>
-          <w:i/>
-          <w:iCs/>
-        </w:rPr>
-        <w:t xml:space="preserve">Wikipedia</w:t>
-      </w:r>
-      <w:r>
-        <w:rPr>
-          <w:i/>
-          <w:iCs/>
-        </w:rPr>
-        <w:t xml:space="preserve">,</w:t>
-      </w:r>
-      <w:r>
-        <w:rPr>
-          <w:i/>
-          <w:iCs/>
-        </w:rPr>
-        <w:t xml:space="preserve"> </w:t>
-      </w:r>
-      <w:r>
-        <w:rPr>
-          <w:i/>
-          <w:iCs/>
-        </w:rPr>
-        <w:t xml:space="preserve">the Free Encyclopedia</w:t>
-      </w:r>
-      <w:r>
-        <w:t xml:space="preserve">.</w:t>
-      </w:r>
-      <w:r>
-        <w:t xml:space="preserve"> </w:t>
-      </w:r>
-      <w:hyperlink r:id="rId56">
-        <w:r>
-          <w:rPr>
-            <w:rStyle w:val="Hyperlink"/>
-          </w:rPr>
-          <w:t xml:space="preserve">https://en.wikipedia.org/wiki/Quantile</w:t>
-        </w:r>
-      </w:hyperlink>
-      <w:r>
-        <w:t xml:space="preserve">.</w:t>
-      </w:r>
     </w:p>
     <w:bookmarkEnd w:id="57"/>
     <w:bookmarkEnd w:id="58"/>
